--- a/EXPORTS/DOCX/published/niveau3/English/UniversityMus.docx
+++ b/EXPORTS/DOCX/published/niveau3/English/UniversityMus.docx
@@ -154,7 +154,7 @@
             <w:rPr>
               <w:rStyle w:val="Hyperlink"/>
             </w:rPr>
-            <w:t>scientifi</w:t>
+            <w:t>scientif</w:t>
           </w:r>
         </w:hyperlink>
       </w:r>
@@ -165,36 +165,13 @@
           <w:i w:val="0"/>
           <w:color w:val="0000FF"/>
           <w:sz w:val="24"/>
-          <w:u w:val="single"/>
-        </w:rPr>
-        <w:t>c</w:t>
-      </w:r>
-      <w:r>
-        <w:rPr>
-          <w:rFonts w:ascii="Charis SIL Italic" w:hAnsi="Charis SIL Italic" w:eastAsia="Charis SIL Italic"/>
-          <w:b w:val="0"/>
-          <w:i w:val="0"/>
-          <w:color w:val="0000FF"/>
-          <w:sz w:val="24"/>
-          <w:u w:val="single"/>
-        </w:rPr>
-        <w:t xml:space="preserve"> </w:t>
-      </w:r>
-      <w:r>
-        <w:rPr>
-          <w:rFonts w:ascii="Charis SIL Italic" w:hAnsi="Charis SIL Italic" w:eastAsia="Charis SIL Italic"/>
-          <w:b w:val="0"/>
-          <w:i w:val="0"/>
-          <w:color w:val="0000FF"/>
-          <w:sz w:val="24"/>
-          <w:u w:val="single"/>
         </w:rPr>
         <w:hyperlink r:id="rId9" w:history="1">
           <w:r>
             <w:rPr>
               <w:rStyle w:val="Hyperlink"/>
             </w:rPr>
-            <w:t>interes</w:t>
+            <w:t>i</w:t>
           </w:r>
         </w:hyperlink>
       </w:r>
@@ -205,8 +182,38 @@
           <w:i w:val="0"/>
           <w:color w:val="0000FF"/>
           <w:sz w:val="24"/>
-        </w:rPr>
-        <w:t>t</w:t>
+          <w:u w:val="single"/>
+        </w:rPr>
+        <w:t>c</w:t>
+      </w:r>
+      <w:r>
+        <w:rPr>
+          <w:rFonts w:ascii="Charis SIL Italic" w:hAnsi="Charis SIL Italic" w:eastAsia="Charis SIL Italic"/>
+          <w:b w:val="0"/>
+          <w:i w:val="0"/>
+          <w:color w:val="0000FF"/>
+          <w:sz w:val="24"/>
+          <w:u w:val="single"/>
+        </w:rPr>
+        <w:t xml:space="preserve"> </w:t>
+      </w:r>
+      <w:r>
+        <w:rPr>
+          <w:rFonts w:ascii="Charis SIL Italic" w:hAnsi="Charis SIL Italic" w:eastAsia="Charis SIL Italic"/>
+          <w:b w:val="0"/>
+          <w:i w:val="0"/>
+          <w:color w:val="0000FF"/>
+          <w:sz w:val="24"/>
+          <w:u w:val="single"/>
+        </w:rPr>
+        <w:hyperlink r:id="rId9" w:history="1">
+          <w:r>
+            <w:rPr>
+              <w:rStyle w:val="Hyperlink"/>
+            </w:rPr>
+            <w:t>interest</w:t>
+          </w:r>
+        </w:hyperlink>
       </w:r>
       <w:r>
         <w:rPr>
@@ -539,13 +546,39 @@
       </w:r>
       <w:r>
         <w:rPr>
+          <w:u w:val="single" w:color="0000ff"/>
           <w:rFonts w:ascii="Charis SIL Italic" w:hAnsi="Charis SIL Italic" w:eastAsia="Charis SIL Italic"/>
           <w:b w:val="0"/>
           <w:i w:val="0"/>
           <w:color w:val="000000"/>
           <w:sz w:val="24"/>
         </w:rPr>
-        <w:t>dus van der</w:t>
+        <w:hyperlink r:id="rId10" w:history="1">
+          <w:r>
+            <w:rPr>
+              <w:rStyle w:val="Hyperlink"/>
+            </w:rPr>
+            <w:t>d</w:t>
+          </w:r>
+        </w:hyperlink>
+      </w:r>
+      <w:r>
+        <w:rPr>
+          <w:u w:val="single" w:color="0000ff"/>
+          <w:rFonts w:ascii="Charis SIL Italic" w:hAnsi="Charis SIL Italic" w:eastAsia="Charis SIL Italic"/>
+          <w:b w:val="0"/>
+          <w:i w:val="0"/>
+          <w:color w:val="000000"/>
+          <w:sz w:val="24"/>
+        </w:rPr>
+        <w:hyperlink r:id="rId10" w:history="1">
+          <w:r>
+            <w:rPr>
+              <w:rStyle w:val="Hyperlink"/>
+            </w:rPr>
+            <w:t>us van der</w:t>
+          </w:r>
+        </w:hyperlink>
       </w:r>
       <w:r>
         <w:rPr>
@@ -2531,36 +2564,7 @@
           <w:color w:val="000000"/>
           <w:sz w:val="24"/>
         </w:rPr>
-        <w:t xml:space="preserve"> (please consult the relevant research aid). Unt</w:t>
-      </w:r>
-      <w:r>
-        <w:rPr>
-          <w:u w:val="single" w:color="0000ff"/>
-          <w:rFonts w:ascii="Charis SIL Italic" w:hAnsi="Charis SIL Italic" w:eastAsia="Charis SIL Italic"/>
-          <w:b w:val="0"/>
-          <w:i w:val="0"/>
-          <w:color w:val="000000"/>
-          <w:sz w:val="24"/>
-        </w:rPr>
-        <w:t>i</w:t>
-      </w:r>
-      <w:r>
-        <w:rPr>
-          <w:u w:val="single" w:color="0000ff"/>
-          <w:rFonts w:ascii="Charis SIL Italic" w:hAnsi="Charis SIL Italic" w:eastAsia="Charis SIL Italic"/>
-          <w:b w:val="0"/>
-          <w:i w:val="0"/>
-          <w:color w:val="000000"/>
-          <w:sz w:val="24"/>
-        </w:rPr>
-        <w:hyperlink r:id="rId22" w:history="1">
-          <w:r>
-            <w:rPr>
-              <w:rStyle w:val="Hyperlink"/>
-            </w:rPr>
-            <w:t>l 2003 th</w:t>
-          </w:r>
-        </w:hyperlink>
+        <w:t xml:space="preserve"> (please consult the relevant research aid). Until 2003 th</w:t>
       </w:r>
       <w:r>
         <w:rPr>
@@ -3224,25 +3228,7 @@
           <w:color w:val="000000"/>
           <w:sz w:val="24"/>
         </w:rPr>
-        <w:t xml:space="preserve">UBL's collections can </w:t>
-      </w:r>
-      <w:r>
-        <w:rPr>
-          <w:u w:val="single" w:color="0000ff"/>
-          <w:rFonts w:ascii="Charis SIL Italic" w:hAnsi="Charis SIL Italic" w:eastAsia="Charis SIL Italic"/>
-          <w:b w:val="0"/>
-          <w:i w:val="0"/>
-          <w:color w:val="000000"/>
-          <w:sz w:val="24"/>
-        </w:rPr>
-        <w:hyperlink r:id="rId25" w:history="1">
-          <w:r>
-            <w:rPr>
-              <w:rStyle w:val="Hyperlink"/>
-            </w:rPr>
-            <w:t>be fou</w:t>
-          </w:r>
-        </w:hyperlink>
+        <w:t>UBL's collections can be fou</w:t>
       </w:r>
       <w:r>
         <w:rPr>
@@ -3890,6 +3876,7 @@
           <w:i w:val="0"/>
           <w:color w:val="0000FF"/>
           <w:sz w:val="24"/>
+          <w:u w:val="single"/>
         </w:rPr>
         <w:t xml:space="preserve"> </w:t>
       </w:r>
@@ -3902,7 +3889,7 @@
           <w:sz w:val="24"/>
           <w:u w:val="single"/>
         </w:rPr>
-        <w:hyperlink r:id="rId30" w:history="1">
+        <w:hyperlink r:id="rId28" w:history="1">
           <w:r>
             <w:rPr>
               <w:rStyle w:val="Hyperlink"/>
@@ -3931,7 +3918,7 @@
           <w:sz w:val="24"/>
           <w:u w:val="single"/>
         </w:rPr>
-        <w:hyperlink r:id="rId30" w:history="1">
+        <w:hyperlink r:id="rId28" w:history="1">
           <w:r>
             <w:rPr>
               <w:rStyle w:val="Hyperlink"/>
@@ -3942,13 +3929,21 @@
       </w:r>
       <w:r>
         <w:rPr>
+          <w:u w:val="single" w:color="0000ff"/>
           <w:rFonts w:ascii="Charis SIL Italic" w:hAnsi="Charis SIL Italic" w:eastAsia="Charis SIL Italic"/>
           <w:b w:val="0"/>
           <w:i w:val="0"/>
           <w:color w:val="000000"/>
           <w:sz w:val="24"/>
         </w:rPr>
-        <w:t xml:space="preserve">, </w:t>
+        <w:hyperlink r:id="rId28" w:history="1">
+          <w:r>
+            <w:rPr>
+              <w:rStyle w:val="Hyperlink"/>
+            </w:rPr>
+            <w:t xml:space="preserve">, </w:t>
+          </w:r>
+        </w:hyperlink>
       </w:r>
       <w:r>
         <w:rPr>
@@ -3959,7 +3954,7 @@
           <w:sz w:val="24"/>
           <w:u w:val="single"/>
         </w:rPr>
-        <w:hyperlink r:id="rId31" w:history="1">
+        <w:hyperlink r:id="rId28" w:history="1">
           <w:r>
             <w:rPr>
               <w:rStyle w:val="Hyperlink"/>
@@ -5113,6 +5108,16 @@
       </w:r>
       <w:r>
         <w:rPr>
+          <w:rFonts w:ascii="Charis SIL Italic" w:hAnsi="Charis SIL Italic" w:eastAsia="Charis SIL Italic"/>
+          <w:b w:val="0"/>
+          <w:i w:val="0"/>
+          <w:color w:val="000000"/>
+          <w:sz w:val="24"/>
+        </w:rPr>
+        <w:t>i</w:t>
+      </w:r>
+      <w:r>
+        <w:rPr>
           <w:u w:val="single" w:color="0000ff"/>
           <w:rFonts w:ascii="Charis SIL Italic" w:hAnsi="Charis SIL Italic" w:eastAsia="Charis SIL Italic"/>
           <w:b w:val="0"/>
@@ -5120,7 +5125,7 @@
           <w:color w:val="000000"/>
           <w:sz w:val="24"/>
         </w:rPr>
-        <w:t>i</w:t>
+        <w:t>r</w:t>
       </w:r>
       <w:r>
         <w:rPr>
@@ -5130,7 +5135,7 @@
           <w:color w:val="000000"/>
           <w:sz w:val="24"/>
         </w:rPr>
-        <w:t xml:space="preserve">rst professor of art history and modern languages at the UvA, the museum </w:t>
+        <w:t xml:space="preserve">st professor of art history and modern languages at the UvA, the museum </w:t>
       </w:r>
       <w:r>
         <w:rPr>
@@ -6175,79 +6180,7 @@
           <w:color w:val="000000"/>
           <w:sz w:val="24"/>
         </w:rPr>
-        <w:t>a large number of arch</w:t>
-      </w:r>
-      <w:r>
-        <w:rPr>
-          <w:u w:val="single" w:color="0000ff"/>
-          <w:rFonts w:ascii="Charis SIL Italic" w:hAnsi="Charis SIL Italic" w:eastAsia="Charis SIL Italic"/>
-          <w:b w:val="0"/>
-          <w:i w:val="0"/>
-          <w:color w:val="000000"/>
-          <w:sz w:val="24"/>
-        </w:rPr>
-        <w:hyperlink r:id="rId46" w:history="1">
-          <w:r>
-            <w:rPr>
-              <w:rStyle w:val="Hyperlink"/>
-            </w:rPr>
-            <w:t xml:space="preserve">ives </w:t>
-          </w:r>
-        </w:hyperlink>
-      </w:r>
-      <w:r>
-        <w:rPr>
-          <w:u w:val="single" w:color="0000ff"/>
-          <w:rFonts w:ascii="Charis SIL Italic" w:hAnsi="Charis SIL Italic" w:eastAsia="Charis SIL Italic"/>
-          <w:b w:val="0"/>
-          <w:i w:val="0"/>
-          <w:color w:val="000000"/>
-          <w:sz w:val="24"/>
-        </w:rPr>
-        <w:hyperlink r:id="rId46" w:history="1">
-          <w:r>
-            <w:rPr>
-              <w:rStyle w:val="Hyperlink"/>
-            </w:rPr>
-            <w:t>r</w:t>
-          </w:r>
-        </w:hyperlink>
-      </w:r>
-      <w:r>
-        <w:rPr>
-          <w:u w:val="single" w:color="0000ff"/>
-          <w:rFonts w:ascii="Charis SIL Italic" w:hAnsi="Charis SIL Italic" w:eastAsia="Charis SIL Italic"/>
-          <w:b w:val="0"/>
-          <w:i w:val="0"/>
-          <w:color w:val="000000"/>
-          <w:sz w:val="24"/>
-        </w:rPr>
-        <w:hyperlink r:id="rId46" w:history="1">
-          <w:r>
-            <w:rPr>
-              <w:rStyle w:val="Hyperlink"/>
-            </w:rPr>
-            <w:t>e</w:t>
-          </w:r>
-        </w:hyperlink>
-      </w:r>
-      <w:r>
-        <w:rPr>
-          <w:u w:val="single" w:color="0000ff"/>
-          <w:rFonts w:ascii="Charis SIL Italic" w:hAnsi="Charis SIL Italic" w:eastAsia="Charis SIL Italic"/>
-          <w:b w:val="0"/>
-          <w:i w:val="0"/>
-          <w:color w:val="000000"/>
-          <w:sz w:val="24"/>
-        </w:rPr>
-        <w:hyperlink r:id="rId46" w:history="1">
-          <w:r>
-            <w:rPr>
-              <w:rStyle w:val="Hyperlink"/>
-            </w:rPr>
-            <w:t>lating to Pr</w:t>
-          </w:r>
-        </w:hyperlink>
+        <w:t>a large number of archives relating to Pr</w:t>
       </w:r>
       <w:r>
         <w:rPr>
@@ -6413,7 +6346,6 @@
       </w:r>
       <w:r>
         <w:rPr>
-          <w:u w:val="single" w:color="0000ff"/>
           <w:rFonts w:ascii="Charis SIL Italic" w:hAnsi="Charis SIL Italic" w:eastAsia="Charis SIL Italic"/>
           <w:b w:val="0"/>
           <w:i w:val="0"/>
@@ -6429,7 +6361,6 @@
           <w:i w:val="0"/>
           <w:color w:val="0000FF"/>
           <w:sz w:val="24"/>
-          <w:u w:val="single"/>
         </w:rPr>
         <w:hyperlink r:id="rId47" w:history="1">
           <w:r>

--- a/EXPORTS/DOCX/published/niveau3/English/UniversityMus.docx
+++ b/EXPORTS/DOCX/published/niveau3/English/UniversityMus.docx
@@ -182,7 +182,6 @@
           <w:i w:val="0"/>
           <w:color w:val="0000FF"/>
           <w:sz w:val="24"/>
-          <w:u w:val="single"/>
         </w:rPr>
         <w:t>c</w:t>
       </w:r>
@@ -2564,7 +2563,36 @@
           <w:color w:val="000000"/>
           <w:sz w:val="24"/>
         </w:rPr>
-        <w:t xml:space="preserve"> (please consult the relevant research aid). Until 2003 th</w:t>
+        <w:t xml:space="preserve"> (please consult the relevant research aid). Unt</w:t>
+      </w:r>
+      <w:r>
+        <w:rPr>
+          <w:u w:val="single" w:color="0000ff"/>
+          <w:rFonts w:ascii="Charis SIL Italic" w:hAnsi="Charis SIL Italic" w:eastAsia="Charis SIL Italic"/>
+          <w:b w:val="0"/>
+          <w:i w:val="0"/>
+          <w:color w:val="000000"/>
+          <w:sz w:val="24"/>
+        </w:rPr>
+        <w:t>i</w:t>
+      </w:r>
+      <w:r>
+        <w:rPr>
+          <w:u w:val="single" w:color="0000ff"/>
+          <w:rFonts w:ascii="Charis SIL Italic" w:hAnsi="Charis SIL Italic" w:eastAsia="Charis SIL Italic"/>
+          <w:b w:val="0"/>
+          <w:i w:val="0"/>
+          <w:color w:val="000000"/>
+          <w:sz w:val="24"/>
+        </w:rPr>
+        <w:hyperlink r:id="rId22" w:history="1">
+          <w:r>
+            <w:rPr>
+              <w:rStyle w:val="Hyperlink"/>
+            </w:rPr>
+            <w:t>l 2003 th</w:t>
+          </w:r>
+        </w:hyperlink>
       </w:r>
       <w:r>
         <w:rPr>
@@ -3173,7 +3201,6 @@
       </w:r>
       <w:r>
         <w:rPr>
-          <w:u w:val="single" w:color="0000ff"/>
           <w:rFonts w:ascii="Charis SIL Italic" w:hAnsi="Charis SIL Italic" w:eastAsia="Charis SIL Italic"/>
           <w:b w:val="0"/>
           <w:i w:val="0"/>
@@ -3222,13 +3249,111 @@
       </w:r>
       <w:r>
         <w:rPr>
-          <w:rFonts w:ascii="Charis SIL Italic" w:hAnsi="Charis SIL Italic" w:eastAsia="Charis SIL Italic"/>
-          <w:b w:val="0"/>
-          <w:i w:val="0"/>
-          <w:color w:val="000000"/>
-          <w:sz w:val="24"/>
-        </w:rPr>
-        <w:t>UBL's collections can be fou</w:t>
+          <w:u w:val="single" w:color="0000ff"/>
+          <w:rFonts w:ascii="Charis SIL Italic" w:hAnsi="Charis SIL Italic" w:eastAsia="Charis SIL Italic"/>
+          <w:b w:val="0"/>
+          <w:i w:val="0"/>
+          <w:color w:val="000000"/>
+          <w:sz w:val="24"/>
+        </w:rPr>
+        <w:hyperlink r:id="rId25" w:history="1">
+          <w:r>
+            <w:rPr>
+              <w:rStyle w:val="Hyperlink"/>
+            </w:rPr>
+            <w:t>UBL's co</w:t>
+          </w:r>
+        </w:hyperlink>
+      </w:r>
+      <w:r>
+        <w:rPr>
+          <w:u w:val="single" w:color="0000ff"/>
+          <w:rFonts w:ascii="Charis SIL Italic" w:hAnsi="Charis SIL Italic" w:eastAsia="Charis SIL Italic"/>
+          <w:b w:val="0"/>
+          <w:i w:val="0"/>
+          <w:color w:val="000000"/>
+          <w:sz w:val="24"/>
+        </w:rPr>
+        <w:hyperlink r:id="rId25" w:history="1">
+          <w:r>
+            <w:rPr>
+              <w:rStyle w:val="Hyperlink"/>
+            </w:rPr>
+            <w:t>l</w:t>
+          </w:r>
+        </w:hyperlink>
+      </w:r>
+      <w:r>
+        <w:rPr>
+          <w:u w:val="single" w:color="0000ff"/>
+          <w:rFonts w:ascii="Charis SIL Italic" w:hAnsi="Charis SIL Italic" w:eastAsia="Charis SIL Italic"/>
+          <w:b w:val="0"/>
+          <w:i w:val="0"/>
+          <w:color w:val="000000"/>
+          <w:sz w:val="24"/>
+        </w:rPr>
+        <w:hyperlink r:id="rId25" w:history="1">
+          <w:r>
+            <w:rPr>
+              <w:rStyle w:val="Hyperlink"/>
+            </w:rPr>
+            <w:t>le</w:t>
+          </w:r>
+        </w:hyperlink>
+      </w:r>
+      <w:r>
+        <w:rPr>
+          <w:u w:val="single" w:color="0000ff"/>
+          <w:rFonts w:ascii="Charis SIL Italic" w:hAnsi="Charis SIL Italic" w:eastAsia="Charis SIL Italic"/>
+          <w:b w:val="0"/>
+          <w:i w:val="0"/>
+          <w:color w:val="000000"/>
+          <w:sz w:val="24"/>
+        </w:rPr>
+        <w:hyperlink r:id="rId25" w:history="1">
+          <w:r>
+            <w:rPr>
+              <w:rStyle w:val="Hyperlink"/>
+            </w:rPr>
+            <w:t>c</w:t>
+          </w:r>
+        </w:hyperlink>
+      </w:r>
+      <w:r>
+        <w:rPr>
+          <w:u w:val="single" w:color="0000ff"/>
+          <w:rFonts w:ascii="Charis SIL Italic" w:hAnsi="Charis SIL Italic" w:eastAsia="Charis SIL Italic"/>
+          <w:b w:val="0"/>
+          <w:i w:val="0"/>
+          <w:color w:val="000000"/>
+          <w:sz w:val="24"/>
+        </w:rPr>
+        <w:hyperlink r:id="rId25" w:history="1">
+          <w:r>
+            <w:rPr>
+              <w:rStyle w:val="Hyperlink"/>
+            </w:rPr>
+            <w:t xml:space="preserve">tions can </w:t>
+          </w:r>
+        </w:hyperlink>
+      </w:r>
+      <w:r>
+        <w:rPr>
+          <w:u w:val="single" w:color="0000ff"/>
+          <w:rFonts w:ascii="Charis SIL Italic" w:hAnsi="Charis SIL Italic" w:eastAsia="Charis SIL Italic"/>
+          <w:b w:val="0"/>
+          <w:i w:val="0"/>
+          <w:color w:val="000000"/>
+          <w:sz w:val="24"/>
+        </w:rPr>
+        <w:hyperlink r:id="rId25" w:history="1">
+          <w:r>
+            <w:rPr>
+              <w:rStyle w:val="Hyperlink"/>
+            </w:rPr>
+            <w:t>be fou</w:t>
+          </w:r>
+        </w:hyperlink>
       </w:r>
       <w:r>
         <w:rPr>
@@ -3876,20 +4001,19 @@
           <w:i w:val="0"/>
           <w:color w:val="0000FF"/>
           <w:sz w:val="24"/>
+        </w:rPr>
+        <w:t xml:space="preserve"> </w:t>
+      </w:r>
+      <w:r>
+        <w:rPr>
+          <w:rFonts w:ascii="Charis SIL Italic" w:hAnsi="Charis SIL Italic" w:eastAsia="Charis SIL Italic"/>
+          <w:b w:val="0"/>
+          <w:i w:val="0"/>
+          <w:color w:val="0000FF"/>
+          <w:sz w:val="24"/>
           <w:u w:val="single"/>
         </w:rPr>
-        <w:t xml:space="preserve"> </w:t>
-      </w:r>
-      <w:r>
-        <w:rPr>
-          <w:rFonts w:ascii="Charis SIL Italic" w:hAnsi="Charis SIL Italic" w:eastAsia="Charis SIL Italic"/>
-          <w:b w:val="0"/>
-          <w:i w:val="0"/>
-          <w:color w:val="0000FF"/>
-          <w:sz w:val="24"/>
-          <w:u w:val="single"/>
-        </w:rPr>
-        <w:hyperlink r:id="rId28" w:history="1">
+        <w:hyperlink r:id="rId30" w:history="1">
           <w:r>
             <w:rPr>
               <w:rStyle w:val="Hyperlink"/>
@@ -3918,7 +4042,7 @@
           <w:sz w:val="24"/>
           <w:u w:val="single"/>
         </w:rPr>
-        <w:hyperlink r:id="rId28" w:history="1">
+        <w:hyperlink r:id="rId30" w:history="1">
           <w:r>
             <w:rPr>
               <w:rStyle w:val="Hyperlink"/>
@@ -3929,21 +4053,13 @@
       </w:r>
       <w:r>
         <w:rPr>
-          <w:u w:val="single" w:color="0000ff"/>
-          <w:rFonts w:ascii="Charis SIL Italic" w:hAnsi="Charis SIL Italic" w:eastAsia="Charis SIL Italic"/>
-          <w:b w:val="0"/>
-          <w:i w:val="0"/>
-          <w:color w:val="000000"/>
-          <w:sz w:val="24"/>
-        </w:rPr>
-        <w:hyperlink r:id="rId28" w:history="1">
-          <w:r>
-            <w:rPr>
-              <w:rStyle w:val="Hyperlink"/>
-            </w:rPr>
-            <w:t xml:space="preserve">, </w:t>
-          </w:r>
-        </w:hyperlink>
+          <w:rFonts w:ascii="Charis SIL Italic" w:hAnsi="Charis SIL Italic" w:eastAsia="Charis SIL Italic"/>
+          <w:b w:val="0"/>
+          <w:i w:val="0"/>
+          <w:color w:val="000000"/>
+          <w:sz w:val="24"/>
+        </w:rPr>
+        <w:t xml:space="preserve">, </w:t>
       </w:r>
       <w:r>
         <w:rPr>
@@ -3954,7 +4070,7 @@
           <w:sz w:val="24"/>
           <w:u w:val="single"/>
         </w:rPr>
-        <w:hyperlink r:id="rId28" w:history="1">
+        <w:hyperlink r:id="rId31" w:history="1">
           <w:r>
             <w:rPr>
               <w:rStyle w:val="Hyperlink"/>
@@ -5108,6 +5224,7 @@
       </w:r>
       <w:r>
         <w:rPr>
+          <w:u w:val="single" w:color="0000ff"/>
           <w:rFonts w:ascii="Charis SIL Italic" w:hAnsi="Charis SIL Italic" w:eastAsia="Charis SIL Italic"/>
           <w:b w:val="0"/>
           <w:i w:val="0"/>
@@ -5118,24 +5235,13 @@
       </w:r>
       <w:r>
         <w:rPr>
-          <w:u w:val="single" w:color="0000ff"/>
-          <w:rFonts w:ascii="Charis SIL Italic" w:hAnsi="Charis SIL Italic" w:eastAsia="Charis SIL Italic"/>
-          <w:b w:val="0"/>
-          <w:i w:val="0"/>
-          <w:color w:val="000000"/>
-          <w:sz w:val="24"/>
-        </w:rPr>
-        <w:t>r</w:t>
-      </w:r>
-      <w:r>
-        <w:rPr>
-          <w:rFonts w:ascii="Charis SIL Italic" w:hAnsi="Charis SIL Italic" w:eastAsia="Charis SIL Italic"/>
-          <w:b w:val="0"/>
-          <w:i w:val="0"/>
-          <w:color w:val="000000"/>
-          <w:sz w:val="24"/>
-        </w:rPr>
-        <w:t xml:space="preserve">st professor of art history and modern languages at the UvA, the museum </w:t>
+          <w:rFonts w:ascii="Charis SIL Italic" w:hAnsi="Charis SIL Italic" w:eastAsia="Charis SIL Italic"/>
+          <w:b w:val="0"/>
+          <w:i w:val="0"/>
+          <w:color w:val="000000"/>
+          <w:sz w:val="24"/>
+        </w:rPr>
+        <w:t xml:space="preserve">rst professor of art history and modern languages at the UvA, the museum </w:t>
       </w:r>
       <w:r>
         <w:rPr>
@@ -6180,7 +6286,79 @@
           <w:color w:val="000000"/>
           <w:sz w:val="24"/>
         </w:rPr>
-        <w:t>a large number of archives relating to Pr</w:t>
+        <w:t>a large number of arch</w:t>
+      </w:r>
+      <w:r>
+        <w:rPr>
+          <w:u w:val="single" w:color="0000ff"/>
+          <w:rFonts w:ascii="Charis SIL Italic" w:hAnsi="Charis SIL Italic" w:eastAsia="Charis SIL Italic"/>
+          <w:b w:val="0"/>
+          <w:i w:val="0"/>
+          <w:color w:val="000000"/>
+          <w:sz w:val="24"/>
+        </w:rPr>
+        <w:hyperlink r:id="rId46" w:history="1">
+          <w:r>
+            <w:rPr>
+              <w:rStyle w:val="Hyperlink"/>
+            </w:rPr>
+            <w:t xml:space="preserve">ives </w:t>
+          </w:r>
+        </w:hyperlink>
+      </w:r>
+      <w:r>
+        <w:rPr>
+          <w:u w:val="single" w:color="0000ff"/>
+          <w:rFonts w:ascii="Charis SIL Italic" w:hAnsi="Charis SIL Italic" w:eastAsia="Charis SIL Italic"/>
+          <w:b w:val="0"/>
+          <w:i w:val="0"/>
+          <w:color w:val="000000"/>
+          <w:sz w:val="24"/>
+        </w:rPr>
+        <w:hyperlink r:id="rId46" w:history="1">
+          <w:r>
+            <w:rPr>
+              <w:rStyle w:val="Hyperlink"/>
+            </w:rPr>
+            <w:t>r</w:t>
+          </w:r>
+        </w:hyperlink>
+      </w:r>
+      <w:r>
+        <w:rPr>
+          <w:u w:val="single" w:color="0000ff"/>
+          <w:rFonts w:ascii="Charis SIL Italic" w:hAnsi="Charis SIL Italic" w:eastAsia="Charis SIL Italic"/>
+          <w:b w:val="0"/>
+          <w:i w:val="0"/>
+          <w:color w:val="000000"/>
+          <w:sz w:val="24"/>
+        </w:rPr>
+        <w:hyperlink r:id="rId46" w:history="1">
+          <w:r>
+            <w:rPr>
+              <w:rStyle w:val="Hyperlink"/>
+            </w:rPr>
+            <w:t>e</w:t>
+          </w:r>
+        </w:hyperlink>
+      </w:r>
+      <w:r>
+        <w:rPr>
+          <w:u w:val="single" w:color="0000ff"/>
+          <w:rFonts w:ascii="Charis SIL Italic" w:hAnsi="Charis SIL Italic" w:eastAsia="Charis SIL Italic"/>
+          <w:b w:val="0"/>
+          <w:i w:val="0"/>
+          <w:color w:val="000000"/>
+          <w:sz w:val="24"/>
+        </w:rPr>
+        <w:hyperlink r:id="rId46" w:history="1">
+          <w:r>
+            <w:rPr>
+              <w:rStyle w:val="Hyperlink"/>
+            </w:rPr>
+            <w:t>lating to Pr</w:t>
+          </w:r>
+        </w:hyperlink>
       </w:r>
       <w:r>
         <w:rPr>
@@ -6346,6 +6524,7 @@
       </w:r>
       <w:r>
         <w:rPr>
+          <w:u w:val="single" w:color="0000ff"/>
           <w:rFonts w:ascii="Charis SIL Italic" w:hAnsi="Charis SIL Italic" w:eastAsia="Charis SIL Italic"/>
           <w:b w:val="0"/>
           <w:i w:val="0"/>
@@ -6361,15 +6540,9 @@
           <w:i w:val="0"/>
           <w:color w:val="0000FF"/>
           <w:sz w:val="24"/>
-        </w:rPr>
-        <w:hyperlink r:id="rId47" w:history="1">
-          <w:r>
-            <w:rPr>
-              <w:rStyle w:val="Hyperlink"/>
-            </w:rPr>
-            <w:t>Amsterdam</w:t>
-          </w:r>
-        </w:hyperlink>
+          <w:u w:val="single"/>
+        </w:rPr>
+        <w:t>Amsterdam</w:t>
       </w:r>
       <w:r>
         <w:rPr>

--- a/EXPORTS/DOCX/published/niveau3/English/UniversityMus.docx
+++ b/EXPORTS/DOCX/published/niveau3/English/UniversityMus.docx
@@ -154,7 +154,7 @@
             <w:rPr>
               <w:rStyle w:val="Hyperlink"/>
             </w:rPr>
-            <w:t>scientif</w:t>
+            <w:t>scientifi</w:t>
           </w:r>
         </w:hyperlink>
       </w:r>
@@ -165,13 +165,36 @@
           <w:i w:val="0"/>
           <w:color w:val="0000FF"/>
           <w:sz w:val="24"/>
+          <w:u w:val="single"/>
+        </w:rPr>
+        <w:t>c</w:t>
+      </w:r>
+      <w:r>
+        <w:rPr>
+          <w:rFonts w:ascii="Charis SIL Italic" w:hAnsi="Charis SIL Italic" w:eastAsia="Charis SIL Italic"/>
+          <w:b w:val="0"/>
+          <w:i w:val="0"/>
+          <w:color w:val="0000FF"/>
+          <w:sz w:val="24"/>
+          <w:u w:val="single"/>
+        </w:rPr>
+        <w:t xml:space="preserve"> </w:t>
+      </w:r>
+      <w:r>
+        <w:rPr>
+          <w:rFonts w:ascii="Charis SIL Italic" w:hAnsi="Charis SIL Italic" w:eastAsia="Charis SIL Italic"/>
+          <w:b w:val="0"/>
+          <w:i w:val="0"/>
+          <w:color w:val="0000FF"/>
+          <w:sz w:val="24"/>
+          <w:u w:val="single"/>
         </w:rPr>
         <w:hyperlink r:id="rId9" w:history="1">
           <w:r>
             <w:rPr>
               <w:rStyle w:val="Hyperlink"/>
             </w:rPr>
-            <w:t>i</w:t>
+            <w:t>interes</w:t>
           </w:r>
         </w:hyperlink>
       </w:r>
@@ -183,36 +206,7 @@
           <w:color w:val="0000FF"/>
           <w:sz w:val="24"/>
         </w:rPr>
-        <w:t>c</w:t>
-      </w:r>
-      <w:r>
-        <w:rPr>
-          <w:rFonts w:ascii="Charis SIL Italic" w:hAnsi="Charis SIL Italic" w:eastAsia="Charis SIL Italic"/>
-          <w:b w:val="0"/>
-          <w:i w:val="0"/>
-          <w:color w:val="0000FF"/>
-          <w:sz w:val="24"/>
-          <w:u w:val="single"/>
-        </w:rPr>
-        <w:t xml:space="preserve"> </w:t>
-      </w:r>
-      <w:r>
-        <w:rPr>
-          <w:rFonts w:ascii="Charis SIL Italic" w:hAnsi="Charis SIL Italic" w:eastAsia="Charis SIL Italic"/>
-          <w:b w:val="0"/>
-          <w:i w:val="0"/>
-          <w:color w:val="0000FF"/>
-          <w:sz w:val="24"/>
-          <w:u w:val="single"/>
-        </w:rPr>
-        <w:hyperlink r:id="rId9" w:history="1">
-          <w:r>
-            <w:rPr>
-              <w:rStyle w:val="Hyperlink"/>
-            </w:rPr>
-            <w:t>interest</w:t>
-          </w:r>
-        </w:hyperlink>
+        <w:t>t</w:t>
       </w:r>
       <w:r>
         <w:rPr>
@@ -534,50 +528,7 @@
           <w:color w:val="000000"/>
           <w:sz w:val="24"/>
         </w:rPr>
-        <w:hyperlink r:id="rId10" w:history="1">
-          <w:r>
-            <w:rPr>
-              <w:rStyle w:val="Hyperlink"/>
-            </w:rPr>
-            <w:t>rmer [Gerar</w:t>
-          </w:r>
-        </w:hyperlink>
-      </w:r>
-      <w:r>
-        <w:rPr>
-          <w:u w:val="single" w:color="0000ff"/>
-          <w:rFonts w:ascii="Charis SIL Italic" w:hAnsi="Charis SIL Italic" w:eastAsia="Charis SIL Italic"/>
-          <w:b w:val="0"/>
-          <w:i w:val="0"/>
-          <w:color w:val="000000"/>
-          <w:sz w:val="24"/>
-        </w:rPr>
-        <w:hyperlink r:id="rId10" w:history="1">
-          <w:r>
-            <w:rPr>
-              <w:rStyle w:val="Hyperlink"/>
-            </w:rPr>
-            <w:t>d</w:t>
-          </w:r>
-        </w:hyperlink>
-      </w:r>
-      <w:r>
-        <w:rPr>
-          <w:u w:val="single" w:color="0000ff"/>
-          <w:rFonts w:ascii="Charis SIL Italic" w:hAnsi="Charis SIL Italic" w:eastAsia="Charis SIL Italic"/>
-          <w:b w:val="0"/>
-          <w:i w:val="0"/>
-          <w:color w:val="000000"/>
-          <w:sz w:val="24"/>
-        </w:rPr>
-        <w:hyperlink r:id="rId10" w:history="1">
-          <w:r>
-            <w:rPr>
-              <w:rStyle w:val="Hyperlink"/>
-            </w:rPr>
-            <w:t>us van der</w:t>
-          </w:r>
-        </w:hyperlink>
+        <w:t>rmer [Gerardus van der</w:t>
       </w:r>
       <w:r>
         <w:rPr>
@@ -1791,6 +1742,7 @@
           <w:i w:val="0"/>
           <w:color w:val="0000FF"/>
           <w:sz w:val="24"/>
+          <w:u w:val="single"/>
         </w:rPr>
         <w:t>a</w:t>
       </w:r>
@@ -2563,54 +2515,7 @@
           <w:color w:val="000000"/>
           <w:sz w:val="24"/>
         </w:rPr>
-        <w:t xml:space="preserve"> (please consult the relevant research aid). Unt</w:t>
-      </w:r>
-      <w:r>
-        <w:rPr>
-          <w:u w:val="single" w:color="0000ff"/>
-          <w:rFonts w:ascii="Charis SIL Italic" w:hAnsi="Charis SIL Italic" w:eastAsia="Charis SIL Italic"/>
-          <w:b w:val="0"/>
-          <w:i w:val="0"/>
-          <w:color w:val="000000"/>
-          <w:sz w:val="24"/>
-        </w:rPr>
-        <w:t>i</w:t>
-      </w:r>
-      <w:r>
-        <w:rPr>
-          <w:u w:val="single" w:color="0000ff"/>
-          <w:rFonts w:ascii="Charis SIL Italic" w:hAnsi="Charis SIL Italic" w:eastAsia="Charis SIL Italic"/>
-          <w:b w:val="0"/>
-          <w:i w:val="0"/>
-          <w:color w:val="000000"/>
-          <w:sz w:val="24"/>
-        </w:rPr>
-        <w:hyperlink r:id="rId22" w:history="1">
-          <w:r>
-            <w:rPr>
-              <w:rStyle w:val="Hyperlink"/>
-            </w:rPr>
-            <w:t>l 2003 th</w:t>
-          </w:r>
-        </w:hyperlink>
-      </w:r>
-      <w:r>
-        <w:rPr>
-          <w:u w:val="single" w:color="0000ff"/>
-          <w:rFonts w:ascii="Charis SIL Italic" w:hAnsi="Charis SIL Italic" w:eastAsia="Charis SIL Italic"/>
-          <w:b w:val="0"/>
-          <w:i w:val="0"/>
-          <w:color w:val="000000"/>
-          <w:sz w:val="24"/>
-        </w:rPr>
-        <w:hyperlink r:id="rId22" w:history="1">
-          <w:r>
-            <w:rPr>
-              <w:rStyle w:val="Hyperlink"/>
-            </w:rPr>
-            <w:t>is co</w:t>
-          </w:r>
-        </w:hyperlink>
+        <w:t xml:space="preserve"> (please consult the relevant research aid). Until 2003 this co</w:t>
       </w:r>
       <w:r>
         <w:rPr>
@@ -4001,6 +3906,7 @@
           <w:i w:val="0"/>
           <w:color w:val="0000FF"/>
           <w:sz w:val="24"/>
+          <w:u w:val="single"/>
         </w:rPr>
         <w:t xml:space="preserve"> </w:t>
       </w:r>
@@ -4013,7 +3919,7 @@
           <w:sz w:val="24"/>
           <w:u w:val="single"/>
         </w:rPr>
-        <w:hyperlink r:id="rId30" w:history="1">
+        <w:hyperlink r:id="rId28" w:history="1">
           <w:r>
             <w:rPr>
               <w:rStyle w:val="Hyperlink"/>
@@ -4042,7 +3948,7 @@
           <w:sz w:val="24"/>
           <w:u w:val="single"/>
         </w:rPr>
-        <w:hyperlink r:id="rId30" w:history="1">
+        <w:hyperlink r:id="rId28" w:history="1">
           <w:r>
             <w:rPr>
               <w:rStyle w:val="Hyperlink"/>
@@ -4260,85 +4166,13 @@
       </w:r>
       <w:r>
         <w:rPr>
-          <w:u w:val="single" w:color="0000ff"/>
           <w:rFonts w:ascii="Charis SIL Italic" w:hAnsi="Charis SIL Italic" w:eastAsia="Charis SIL Italic"/>
           <w:b w:val="0"/>
           <w:i w:val="0"/>
           <w:color w:val="000000"/>
           <w:sz w:val="24"/>
         </w:rPr>
-        <w:hyperlink r:id="rId30" w:history="1">
-          <w:r>
-            <w:rPr>
-              <w:rStyle w:val="Hyperlink"/>
-            </w:rPr>
-            <w:t>mat</w:t>
-          </w:r>
-        </w:hyperlink>
-      </w:r>
-      <w:r>
-        <w:rPr>
-          <w:u w:val="single" w:color="0000ff"/>
-          <w:rFonts w:ascii="Charis SIL Italic" w:hAnsi="Charis SIL Italic" w:eastAsia="Charis SIL Italic"/>
-          <w:b w:val="0"/>
-          <w:i w:val="0"/>
-          <w:color w:val="000000"/>
-          <w:sz w:val="24"/>
-        </w:rPr>
-        <w:hyperlink r:id="rId30" w:history="1">
-          <w:r>
-            <w:rPr>
-              <w:rStyle w:val="Hyperlink"/>
-            </w:rPr>
-            <w:t>erial re</w:t>
-          </w:r>
-        </w:hyperlink>
-      </w:r>
-      <w:r>
-        <w:rPr>
-          <w:u w:val="single" w:color="0000ff"/>
-          <w:rFonts w:ascii="Charis SIL Italic" w:hAnsi="Charis SIL Italic" w:eastAsia="Charis SIL Italic"/>
-          <w:b w:val="0"/>
-          <w:i w:val="0"/>
-          <w:color w:val="000000"/>
-          <w:sz w:val="24"/>
-        </w:rPr>
-        <w:hyperlink r:id="rId30" w:history="1">
-          <w:r>
-            <w:rPr>
-              <w:rStyle w:val="Hyperlink"/>
-            </w:rPr>
-            <w:t>l</w:t>
-          </w:r>
-        </w:hyperlink>
-      </w:r>
-      <w:r>
-        <w:rPr>
-          <w:u w:val="single" w:color="0000ff"/>
-          <w:rFonts w:ascii="Charis SIL Italic" w:hAnsi="Charis SIL Italic" w:eastAsia="Charis SIL Italic"/>
-          <w:b w:val="0"/>
-          <w:i w:val="0"/>
-          <w:color w:val="000000"/>
-          <w:sz w:val="24"/>
-        </w:rPr>
-        <w:hyperlink r:id="rId30" w:history="1">
-          <w:r>
-            <w:rPr>
-              <w:rStyle w:val="Hyperlink"/>
-            </w:rPr>
-            <w:t xml:space="preserve">evant </w:t>
-          </w:r>
-        </w:hyperlink>
-      </w:r>
-      <w:r>
-        <w:rPr>
-          <w:rFonts w:ascii="Charis SIL Italic" w:hAnsi="Charis SIL Italic" w:eastAsia="Charis SIL Italic"/>
-          <w:b w:val="0"/>
-          <w:i w:val="0"/>
-          <w:color w:val="000000"/>
-          <w:sz w:val="24"/>
-        </w:rPr>
-        <w:t>t</w:t>
+        <w:t>material relevant t</w:t>
       </w:r>
       <w:r>
         <w:rPr>
@@ -4413,25 +4247,7 @@
           <w:color w:val="000000"/>
           <w:sz w:val="24"/>
         </w:rPr>
-        <w:t>e Dut</w:t>
-      </w:r>
-      <w:r>
-        <w:rPr>
-          <w:u w:val="single" w:color="0000ff"/>
-          <w:rFonts w:ascii="Charis SIL Italic" w:hAnsi="Charis SIL Italic" w:eastAsia="Charis SIL Italic"/>
-          <w:b w:val="0"/>
-          <w:i w:val="0"/>
-          <w:color w:val="000000"/>
-          <w:sz w:val="24"/>
-        </w:rPr>
-        <w:hyperlink r:id="rId32" w:history="1">
-          <w:r>
-            <w:rPr>
-              <w:rStyle w:val="Hyperlink"/>
-            </w:rPr>
-            <w:t>ch colo</w:t>
-          </w:r>
-        </w:hyperlink>
+        <w:t>e Dutch colo</w:t>
       </w:r>
       <w:r>
         <w:rPr>
@@ -4747,31 +4563,13 @@
       </w:r>
       <w:r>
         <w:rPr>
-          <w:u w:val="single" w:color="0000ff"/>
           <w:rFonts w:ascii="Charis SIL Italic" w:hAnsi="Charis SIL Italic" w:eastAsia="Charis SIL Italic"/>
           <w:b w:val="0"/>
           <w:i w:val="0"/>
           <w:color w:val="000000"/>
           <w:sz w:val="24"/>
         </w:rPr>
-        <w:hyperlink r:id="rId34" w:history="1">
-          <w:r>
-            <w:rPr>
-              <w:rStyle w:val="Hyperlink"/>
-            </w:rPr>
-            <w:t>resea</w:t>
-          </w:r>
-        </w:hyperlink>
-      </w:r>
-      <w:r>
-        <w:rPr>
-          <w:rFonts w:ascii="Charis SIL Italic" w:hAnsi="Charis SIL Italic" w:eastAsia="Charis SIL Italic"/>
-          <w:b w:val="0"/>
-          <w:i w:val="0"/>
-          <w:color w:val="000000"/>
-          <w:sz w:val="24"/>
-        </w:rPr>
-        <w:t xml:space="preserve">rch of physical anthropologist </w:t>
+        <w:t xml:space="preserve">research of physical anthropologist </w:t>
       </w:r>
       <w:r>
         <w:rPr>
@@ -5425,31 +5223,13 @@
       </w:r>
       <w:r>
         <w:rPr>
-          <w:u w:val="single" w:color="0000ff"/>
           <w:rFonts w:ascii="Charis SIL Italic" w:hAnsi="Charis SIL Italic" w:eastAsia="Charis SIL Italic"/>
           <w:b w:val="0"/>
           <w:i w:val="0"/>
           <w:color w:val="000000"/>
           <w:sz w:val="24"/>
         </w:rPr>
-        <w:hyperlink r:id="rId39" w:history="1">
-          <w:r>
-            <w:rPr>
-              <w:rStyle w:val="Hyperlink"/>
-            </w:rPr>
-            <w:t>o the Dutc</w:t>
-          </w:r>
-        </w:hyperlink>
-      </w:r>
-      <w:r>
-        <w:rPr>
-          <w:rFonts w:ascii="Charis SIL Italic" w:hAnsi="Charis SIL Italic" w:eastAsia="Charis SIL Italic"/>
-          <w:b w:val="0"/>
-          <w:i w:val="0"/>
-          <w:color w:val="000000"/>
-          <w:sz w:val="24"/>
-        </w:rPr>
-        <w:t>h coloni</w:t>
+        <w:t>o the Dutch coloni</w:t>
       </w:r>
       <w:r>
         <w:rPr>
@@ -5667,25 +5447,7 @@
           <w:color w:val="000000"/>
           <w:sz w:val="24"/>
         </w:rPr>
-        <w:t>been managed by the UvA since 1859. The collection was largely asse</w:t>
-      </w:r>
-      <w:r>
-        <w:rPr>
-          <w:u w:val="single" w:color="0000ff"/>
-          <w:rFonts w:ascii="Charis SIL Italic" w:hAnsi="Charis SIL Italic" w:eastAsia="Charis SIL Italic"/>
-          <w:b w:val="0"/>
-          <w:i w:val="0"/>
-          <w:color w:val="000000"/>
-          <w:sz w:val="24"/>
-        </w:rPr>
-        <w:hyperlink r:id="rId42" w:history="1">
-          <w:r>
-            <w:rPr>
-              <w:rStyle w:val="Hyperlink"/>
-            </w:rPr>
-            <w:t>mbled by</w:t>
-          </w:r>
-        </w:hyperlink>
+        <w:t>been managed by the UvA since 1859. The collection was largely assembled by</w:t>
       </w:r>
       <w:r>
         <w:rPr>
@@ -6297,68 +6059,7 @@
           <w:color w:val="000000"/>
           <w:sz w:val="24"/>
         </w:rPr>
-        <w:hyperlink r:id="rId46" w:history="1">
-          <w:r>
-            <w:rPr>
-              <w:rStyle w:val="Hyperlink"/>
-            </w:rPr>
-            <w:t xml:space="preserve">ives </w:t>
-          </w:r>
-        </w:hyperlink>
-      </w:r>
-      <w:r>
-        <w:rPr>
-          <w:u w:val="single" w:color="0000ff"/>
-          <w:rFonts w:ascii="Charis SIL Italic" w:hAnsi="Charis SIL Italic" w:eastAsia="Charis SIL Italic"/>
-          <w:b w:val="0"/>
-          <w:i w:val="0"/>
-          <w:color w:val="000000"/>
-          <w:sz w:val="24"/>
-        </w:rPr>
-        <w:hyperlink r:id="rId46" w:history="1">
-          <w:r>
-            <w:rPr>
-              <w:rStyle w:val="Hyperlink"/>
-            </w:rPr>
-            <w:t>r</w:t>
-          </w:r>
-        </w:hyperlink>
-      </w:r>
-      <w:r>
-        <w:rPr>
-          <w:u w:val="single" w:color="0000ff"/>
-          <w:rFonts w:ascii="Charis SIL Italic" w:hAnsi="Charis SIL Italic" w:eastAsia="Charis SIL Italic"/>
-          <w:b w:val="0"/>
-          <w:i w:val="0"/>
-          <w:color w:val="000000"/>
-          <w:sz w:val="24"/>
-        </w:rPr>
-        <w:hyperlink r:id="rId46" w:history="1">
-          <w:r>
-            <w:rPr>
-              <w:rStyle w:val="Hyperlink"/>
-            </w:rPr>
-            <w:t>e</w:t>
-          </w:r>
-        </w:hyperlink>
-      </w:r>
-      <w:r>
-        <w:rPr>
-          <w:u w:val="single" w:color="0000ff"/>
-          <w:rFonts w:ascii="Charis SIL Italic" w:hAnsi="Charis SIL Italic" w:eastAsia="Charis SIL Italic"/>
-          <w:b w:val="0"/>
-          <w:i w:val="0"/>
-          <w:color w:val="000000"/>
-          <w:sz w:val="24"/>
-        </w:rPr>
-        <w:hyperlink r:id="rId46" w:history="1">
-          <w:r>
-            <w:rPr>
-              <w:rStyle w:val="Hyperlink"/>
-            </w:rPr>
-            <w:t>lating to Pr</w:t>
-          </w:r>
-        </w:hyperlink>
+        <w:t>ives relating to Pr</w:t>
       </w:r>
       <w:r>
         <w:rPr>
@@ -6502,47 +6203,25 @@
           <w:color w:val="000000"/>
           <w:sz w:val="24"/>
         </w:rPr>
-        <w:t>The institutional archives can be consulted a</w:t>
-      </w:r>
-      <w:r>
-        <w:rPr>
-          <w:u w:val="single" w:color="0000ff"/>
-          <w:rFonts w:ascii="Charis SIL Italic" w:hAnsi="Charis SIL Italic" w:eastAsia="Charis SIL Italic"/>
-          <w:b w:val="0"/>
-          <w:i w:val="0"/>
-          <w:color w:val="000000"/>
-          <w:sz w:val="24"/>
+        <w:t xml:space="preserve">The institutional archives can be consulted at the </w:t>
+      </w:r>
+      <w:r>
+        <w:rPr>
+          <w:rFonts w:ascii="Charis SIL Italic" w:hAnsi="Charis SIL Italic" w:eastAsia="Charis SIL Italic"/>
+          <w:b w:val="0"/>
+          <w:i w:val="0"/>
+          <w:color w:val="0000FF"/>
+          <w:sz w:val="24"/>
+          <w:u w:val="single"/>
         </w:rPr>
         <w:hyperlink r:id="rId47" w:history="1">
           <w:r>
             <w:rPr>
               <w:rStyle w:val="Hyperlink"/>
             </w:rPr>
-            <w:t>t the</w:t>
+            <w:t>Amsterdam</w:t>
           </w:r>
         </w:hyperlink>
-      </w:r>
-      <w:r>
-        <w:rPr>
-          <w:u w:val="single" w:color="0000ff"/>
-          <w:rFonts w:ascii="Charis SIL Italic" w:hAnsi="Charis SIL Italic" w:eastAsia="Charis SIL Italic"/>
-          <w:b w:val="0"/>
-          <w:i w:val="0"/>
-          <w:color w:val="000000"/>
-          <w:sz w:val="24"/>
-        </w:rPr>
-        <w:t xml:space="preserve"> </w:t>
-      </w:r>
-      <w:r>
-        <w:rPr>
-          <w:rFonts w:ascii="Charis SIL Italic" w:hAnsi="Charis SIL Italic" w:eastAsia="Charis SIL Italic"/>
-          <w:b w:val="0"/>
-          <w:i w:val="0"/>
-          <w:color w:val="0000FF"/>
-          <w:sz w:val="24"/>
-          <w:u w:val="single"/>
-        </w:rPr>
-        <w:t>Amsterdam</w:t>
       </w:r>
       <w:r>
         <w:rPr>
@@ -7204,7 +6883,7 @@
           <w:sz w:val="24"/>
           <w:u w:val="single"/>
         </w:rPr>
-        <w:t>Scientific research in col</w:t>
+        <w:t>Scientific research in co</w:t>
       </w:r>
       <w:r>
         <w:rPr>
@@ -7215,7 +6894,7 @@
           <w:sz w:val="24"/>
           <w:u w:val="single"/>
         </w:rPr>
-        <w:t>onised territorie</w:t>
+        <w:t>l</w:t>
       </w:r>
       <w:r>
         <w:rPr>
@@ -7224,8 +6903,9 @@
           <w:i w:val="0"/>
           <w:color w:val="0000FF"/>
           <w:sz w:val="24"/>
-        </w:rPr>
-        <w:t>s</w:t>
+          <w:u w:val="single"/>
+        </w:rPr>
+        <w:t>onised territories</w:t>
       </w:r>
       <w:r>
         <w:br/>
